--- a/3.1/Distrubuted_Systems/lab_1/answers/answers.docx
+++ b/3.1/Distrubuted_Systems/lab_1/answers/answers.docx
@@ -27,9 +27,9 @@
         </w:tblCellMar>
       </w:tblPr>
       <w:tblGrid>
-        <w:gridCol w:w="1829"/>
+        <w:gridCol w:w="1828"/>
         <w:gridCol w:w="5396"/>
-        <w:gridCol w:w="2747"/>
+        <w:gridCol w:w="2748"/>
       </w:tblGrid>
       <w:tr>
         <w:trPr>
@@ -37,7 +37,7 @@
         </w:trPr>
         <w:tc>
           <w:tcPr>
-            <w:tcW w:w="1829" w:type="dxa"/>
+            <w:tcW w:w="1828" w:type="dxa"/>
             <w:tcBorders/>
             <w:vAlign w:val="center"/>
           </w:tcPr>
@@ -77,7 +77,7 @@
         </w:tc>
         <w:tc>
           <w:tcPr>
-            <w:tcW w:w="2747" w:type="dxa"/>
+            <w:tcW w:w="2748" w:type="dxa"/>
             <w:tcBorders/>
             <w:vAlign w:val="center"/>
           </w:tcPr>
@@ -100,7 +100,7 @@
         <w:trPr/>
         <w:tc>
           <w:tcPr>
-            <w:tcW w:w="1829" w:type="dxa"/>
+            <w:tcW w:w="1828" w:type="dxa"/>
             <w:tcBorders/>
             <w:vAlign w:val="center"/>
           </w:tcPr>
@@ -142,7 +142,7 @@
         </w:tc>
         <w:tc>
           <w:tcPr>
-            <w:tcW w:w="2747" w:type="dxa"/>
+            <w:tcW w:w="2748" w:type="dxa"/>
             <w:tcBorders/>
             <w:vAlign w:val="center"/>
           </w:tcPr>
@@ -166,7 +166,7 @@
         <w:trPr/>
         <w:tc>
           <w:tcPr>
-            <w:tcW w:w="1829" w:type="dxa"/>
+            <w:tcW w:w="1828" w:type="dxa"/>
             <w:tcBorders/>
             <w:vAlign w:val="center"/>
           </w:tcPr>
@@ -208,7 +208,7 @@
         </w:tc>
         <w:tc>
           <w:tcPr>
-            <w:tcW w:w="2747" w:type="dxa"/>
+            <w:tcW w:w="2748" w:type="dxa"/>
             <w:tcBorders/>
             <w:vAlign w:val="center"/>
           </w:tcPr>
@@ -232,7 +232,7 @@
         <w:trPr/>
         <w:tc>
           <w:tcPr>
-            <w:tcW w:w="1829" w:type="dxa"/>
+            <w:tcW w:w="1828" w:type="dxa"/>
             <w:tcBorders/>
             <w:vAlign w:val="center"/>
           </w:tcPr>
@@ -274,7 +274,7 @@
         </w:tc>
         <w:tc>
           <w:tcPr>
-            <w:tcW w:w="2747" w:type="dxa"/>
+            <w:tcW w:w="2748" w:type="dxa"/>
             <w:tcBorders/>
             <w:vAlign w:val="center"/>
           </w:tcPr>
@@ -298,7 +298,7 @@
         <w:trPr/>
         <w:tc>
           <w:tcPr>
-            <w:tcW w:w="1829" w:type="dxa"/>
+            <w:tcW w:w="1828" w:type="dxa"/>
             <w:tcBorders/>
             <w:vAlign w:val="center"/>
           </w:tcPr>
@@ -340,7 +340,7 @@
         </w:tc>
         <w:tc>
           <w:tcPr>
-            <w:tcW w:w="2747" w:type="dxa"/>
+            <w:tcW w:w="2748" w:type="dxa"/>
             <w:tcBorders/>
             <w:vAlign w:val="center"/>
           </w:tcPr>
@@ -364,7 +364,7 @@
         <w:trPr/>
         <w:tc>
           <w:tcPr>
-            <w:tcW w:w="1829" w:type="dxa"/>
+            <w:tcW w:w="1828" w:type="dxa"/>
             <w:tcBorders/>
             <w:vAlign w:val="center"/>
           </w:tcPr>
@@ -416,7 +416,7 @@
         </w:tc>
         <w:tc>
           <w:tcPr>
-            <w:tcW w:w="2747" w:type="dxa"/>
+            <w:tcW w:w="2748" w:type="dxa"/>
             <w:tcBorders/>
             <w:vAlign w:val="center"/>
           </w:tcPr>
@@ -440,7 +440,7 @@
         <w:trPr/>
         <w:tc>
           <w:tcPr>
-            <w:tcW w:w="1829" w:type="dxa"/>
+            <w:tcW w:w="1828" w:type="dxa"/>
             <w:tcBorders/>
             <w:vAlign w:val="center"/>
           </w:tcPr>
@@ -482,7 +482,7 @@
         </w:tc>
         <w:tc>
           <w:tcPr>
-            <w:tcW w:w="2747" w:type="dxa"/>
+            <w:tcW w:w="2748" w:type="dxa"/>
             <w:tcBorders/>
             <w:vAlign w:val="center"/>
           </w:tcPr>
@@ -506,22 +506,21 @@
         <w:trPr/>
         <w:tc>
           <w:tcPr>
-            <w:tcW w:w="1829" w:type="dxa"/>
-            <w:tcBorders/>
-            <w:vAlign w:val="center"/>
-          </w:tcPr>
-          <w:p>
-            <w:pPr>
-              <w:pStyle w:val="TableContents"/>
-              <w:widowControl w:val="false"/>
-              <w:suppressLineNumbers/>
-              <w:bidi w:val="0"/>
-              <w:jc w:val="start"/>
-              <w:rPr/>
-            </w:pPr>
-            <w:r>
-              <w:rPr/>
-              <w:t>Basic Communication</w:t>
+            <w:tcW w:w="1828" w:type="dxa"/>
+            <w:tcBorders/>
+            <w:vAlign w:val="center"/>
+          </w:tcPr>
+          <w:p>
+            <w:pPr>
+              <w:pStyle w:val="TableContents"/>
+              <w:widowControl w:val="false"/>
+              <w:suppressLineNumbers/>
+              <w:bidi w:val="0"/>
+              <w:jc w:val="start"/>
+              <w:rPr/>
+            </w:pPr>
+            <w:r>
+              <w:rPr/>
             </w:r>
           </w:p>
         </w:tc>
@@ -542,28 +541,26 @@
             </w:pPr>
             <w:r>
               <w:rPr/>
-              <w:t>The server accepted a connection request and exchanged data successfully with the client.</w:t>
-            </w:r>
-          </w:p>
-        </w:tc>
-        <w:tc>
-          <w:tcPr>
-            <w:tcW w:w="2747" w:type="dxa"/>
-            <w:tcBorders/>
-            <w:vAlign w:val="center"/>
-          </w:tcPr>
-          <w:p>
-            <w:pPr>
-              <w:pStyle w:val="TableContents"/>
-              <w:widowControl w:val="false"/>
-              <w:suppressLineNumbers/>
-              <w:bidi w:val="0"/>
-              <w:jc w:val="start"/>
-              <w:rPr/>
-            </w:pPr>
-            <w:r>
-              <w:rPr/>
-              <w:t>The socket-based client-server model functioned as expected.</w:t>
+            </w:r>
+          </w:p>
+        </w:tc>
+        <w:tc>
+          <w:tcPr>
+            <w:tcW w:w="2748" w:type="dxa"/>
+            <w:tcBorders/>
+            <w:vAlign w:val="center"/>
+          </w:tcPr>
+          <w:p>
+            <w:pPr>
+              <w:pStyle w:val="TableContents"/>
+              <w:widowControl w:val="false"/>
+              <w:suppressLineNumbers/>
+              <w:bidi w:val="0"/>
+              <w:jc w:val="start"/>
+              <w:rPr/>
+            </w:pPr>
+            <w:r>
+              <w:rPr/>
             </w:r>
           </w:p>
         </w:tc>
@@ -609,6 +606,7 @@
       <w:pPr>
         <w:pStyle w:val="Heading2"/>
         <w:bidi w:val="0"/>
+        <w:spacing w:before="0" w:after="120"/>
         <w:jc w:val="start"/>
         <w:rPr/>
       </w:pPr>
@@ -839,6 +837,7 @@
       <w:pgNumType w:fmt="decimal"/>
       <w:formProt w:val="false"/>
       <w:textDirection w:val="lrTb"/>
+      <w:docGrid w:type="default" w:linePitch="100" w:charSpace="0"/>
     </w:sectPr>
   </w:body>
 </w:document>
@@ -858,7 +857,6 @@
     </w:rPrDefault>
     <w:pPrDefault>
       <w:pPr>
-        <w:widowControl/>
         <w:suppressAutoHyphens w:val="true"/>
       </w:pPr>
     </w:pPrDefault>
@@ -868,7 +866,10 @@
     <w:qFormat/>
     <w:pPr>
       <w:widowControl/>
+      <w:suppressAutoHyphens w:val="true"/>
       <w:bidi w:val="0"/>
+      <w:spacing w:before="0" w:after="0"/>
+      <w:jc w:val="start"/>
     </w:pPr>
     <w:rPr>
       <w:rFonts w:ascii="Liberation Serif" w:hAnsi="Liberation Serif" w:eastAsia="DejaVu Sans" w:cs="DejaVu Sans"/>

--- a/3.1/Distrubuted_Systems/lab_1/answers/answers.docx
+++ b/3.1/Distrubuted_Systems/lab_1/answers/answers.docx
@@ -2,6 +2,144 @@
 <file path=word/document.xml><?xml version="1.0" encoding="utf-8"?>
 <w:document xmlns:o="urn:schemas-microsoft-com:office:office" xmlns:r="http://schemas.openxmlformats.org/officeDocument/2006/relationships" xmlns:v="urn:schemas-microsoft-com:vml" xmlns:w="http://schemas.openxmlformats.org/wordprocessingml/2006/main" xmlns:w10="urn:schemas-microsoft-com:office:word" xmlns:wp="http://schemas.openxmlformats.org/drawingml/2006/wordprocessingDrawing" xmlns:pic="http://schemas.openxmlformats.org/drawingml/2006/picture" xmlns:wps="http://schemas.microsoft.com/office/word/2010/wordprocessingShape" xmlns:wpg="http://schemas.microsoft.com/office/word/2010/wordprocessingGroup" xmlns:mc="http://schemas.openxmlformats.org/markup-compatibility/2006" xmlns:wp14="http://schemas.microsoft.com/office/word/2010/wordprocessingDrawing" xmlns:w14="http://schemas.microsoft.com/office/word/2010/wordml" xmlns:w15="http://schemas.microsoft.com/office/word/2012/wordml" mc:Ignorable="w14 wp14 w15">
   <w:body>
+    <w:p>
+      <w:pPr>
+        <w:pStyle w:val="Normal"/>
+        <w:bidi w:val="0"/>
+        <w:jc w:val="start"/>
+        <w:rPr/>
+      </w:pPr>
+      <w:r>
+        <w:rPr/>
+      </w:r>
+    </w:p>
+    <w:p>
+      <w:pPr>
+        <w:pStyle w:val="Normal"/>
+        <w:bidi w:val="0"/>
+        <w:jc w:val="start"/>
+        <w:rPr/>
+      </w:pPr>
+      <w:r>
+        <w:rPr/>
+      </w:r>
+    </w:p>
+    <w:p>
+      <w:pPr>
+        <w:pStyle w:val="Normal"/>
+        <w:bidi w:val="0"/>
+        <w:jc w:val="start"/>
+        <w:rPr>
+          <w:b/>
+          <w:bCs/>
+        </w:rPr>
+      </w:pPr>
+      <w:r>
+        <w:rPr>
+          <w:b/>
+          <w:bCs/>
+        </w:rPr>
+        <w:t>1. Victor Mwaniki</w:t>
+        <w:tab/>
+        <w:t>C026-01-0744/2024</w:t>
+      </w:r>
+    </w:p>
+    <w:p>
+      <w:pPr>
+        <w:pStyle w:val="Normal"/>
+        <w:bidi w:val="0"/>
+        <w:jc w:val="start"/>
+        <w:rPr>
+          <w:b/>
+          <w:bCs/>
+        </w:rPr>
+      </w:pPr>
+      <w:r>
+        <w:rPr>
+          <w:b/>
+          <w:bCs/>
+        </w:rPr>
+        <w:t>2. Bakari Juma</w:t>
+        <w:tab/>
+        <w:t>C026-01-0805/2024</w:t>
+      </w:r>
+    </w:p>
+    <w:p>
+      <w:pPr>
+        <w:pStyle w:val="Normal"/>
+        <w:bidi w:val="0"/>
+        <w:jc w:val="start"/>
+        <w:rPr>
+          <w:b/>
+          <w:bCs/>
+        </w:rPr>
+      </w:pPr>
+      <w:r>
+        <w:rPr>
+          <w:b/>
+          <w:bCs/>
+        </w:rPr>
+        <w:t>3.Erick Ngumo</w:t>
+        <w:tab/>
+        <w:t>C026-01-2357/2024</w:t>
+      </w:r>
+    </w:p>
+    <w:p>
+      <w:pPr>
+        <w:pStyle w:val="Normal"/>
+        <w:bidi w:val="0"/>
+        <w:jc w:val="start"/>
+        <w:rPr>
+          <w:b/>
+          <w:bCs/>
+        </w:rPr>
+      </w:pPr>
+      <w:r>
+        <w:rPr>
+          <w:b/>
+          <w:bCs/>
+        </w:rPr>
+        <w:t>4.Alfred Kimonyi</w:t>
+        <w:tab/>
+        <w:t>C026-01-2715/2024</w:t>
+      </w:r>
+    </w:p>
+    <w:p>
+      <w:pPr>
+        <w:pStyle w:val="Normal"/>
+        <w:bidi w:val="0"/>
+        <w:jc w:val="start"/>
+        <w:rPr>
+          <w:b/>
+          <w:bCs/>
+        </w:rPr>
+      </w:pPr>
+      <w:r>
+        <w:rPr/>
+      </w:r>
+    </w:p>
+    <w:p>
+      <w:pPr>
+        <w:pStyle w:val="Normal"/>
+        <w:bidi w:val="0"/>
+        <w:jc w:val="start"/>
+        <w:rPr/>
+      </w:pPr>
+      <w:r>
+        <w:rPr/>
+      </w:r>
+    </w:p>
+    <w:p>
+      <w:pPr>
+        <w:pStyle w:val="Normal"/>
+        <w:bidi w:val="0"/>
+        <w:jc w:val="start"/>
+        <w:rPr/>
+      </w:pPr>
+      <w:r>
+        <w:rPr/>
+      </w:r>
+    </w:p>
     <w:p>
       <w:pPr>
         <w:pStyle w:val="Normal"/>
@@ -153,11 +291,106 @@
               <w:suppressLineNumbers/>
               <w:bidi w:val="0"/>
               <w:jc w:val="start"/>
-              <w:rPr/>
-            </w:pPr>
-            <w:r>
-              <w:rPr/>
-              <w:t>Communication between client and server was established successfully.</w:t>
+              <w:rPr>
+                <w:b/>
+                <w:bCs/>
+              </w:rPr>
+            </w:pPr>
+            <w:r>
+              <w:rPr>
+                <w:b/>
+                <w:bCs/>
+              </w:rPr>
+              <w:t xml:space="preserve">Server output: </w:t>
+            </w:r>
+          </w:p>
+          <w:p>
+            <w:pPr>
+              <w:pStyle w:val="TableContents"/>
+              <w:widowControl w:val="false"/>
+              <w:suppressLineNumbers/>
+              <w:bidi w:val="0"/>
+              <w:jc w:val="start"/>
+              <w:rPr/>
+            </w:pPr>
+            <w:r>
+              <w:rPr/>
+              <w:t>Server is waiting for client connection . . .</w:t>
+            </w:r>
+          </w:p>
+          <w:p>
+            <w:pPr>
+              <w:pStyle w:val="TableContents"/>
+              <w:widowControl w:val="false"/>
+              <w:suppressLineNumbers/>
+              <w:bidi w:val="0"/>
+              <w:jc w:val="start"/>
+              <w:rPr/>
+            </w:pPr>
+            <w:r>
+              <w:rPr/>
+            </w:r>
+          </w:p>
+          <w:p>
+            <w:pPr>
+              <w:pStyle w:val="TableContents"/>
+              <w:widowControl w:val="false"/>
+              <w:suppressLineNumbers/>
+              <w:bidi w:val="0"/>
+              <w:jc w:val="start"/>
+              <w:rPr/>
+            </w:pPr>
+            <w:r>
+              <w:rPr/>
+              <w:t>Connection established with (‘127.0.0.1’, 4321)</w:t>
+            </w:r>
+          </w:p>
+          <w:p>
+            <w:pPr>
+              <w:pStyle w:val="TableContents"/>
+              <w:widowControl w:val="false"/>
+              <w:suppressLineNumbers/>
+              <w:bidi w:val="0"/>
+              <w:jc w:val="start"/>
+              <w:rPr/>
+            </w:pPr>
+            <w:r>
+              <w:rPr/>
+              <w:t xml:space="preserve"> </w:t>
+            </w:r>
+          </w:p>
+          <w:p>
+            <w:pPr>
+              <w:pStyle w:val="TableContents"/>
+              <w:widowControl w:val="false"/>
+              <w:suppressLineNumbers/>
+              <w:bidi w:val="0"/>
+              <w:jc w:val="start"/>
+              <w:rPr>
+                <w:b/>
+                <w:bCs/>
+              </w:rPr>
+            </w:pPr>
+            <w:r>
+              <w:rPr>
+                <w:b/>
+                <w:bCs/>
+              </w:rPr>
+              <w:t xml:space="preserve">Client output: </w:t>
+            </w:r>
+          </w:p>
+          <w:p>
+            <w:pPr>
+              <w:pStyle w:val="TableContents"/>
+              <w:widowControl w:val="false"/>
+              <w:suppressLineNumbers/>
+              <w:bidi w:val="0"/>
+              <w:jc w:val="start"/>
+              <w:rPr/>
+            </w:pPr>
+            <w:r>
+              <w:rPr/>
+              <w:t>Received message: Hello from server</w:t>
             </w:r>
           </w:p>
         </w:tc>
@@ -219,11 +452,117 @@
               <w:suppressLineNumbers/>
               <w:bidi w:val="0"/>
               <w:jc w:val="start"/>
-              <w:rPr/>
-            </w:pPr>
-            <w:r>
-              <w:rPr/>
-              <w:t>Data transmitted by the server can be modified and received correctly by the client.</w:t>
+              <w:rPr>
+                <w:b/>
+                <w:bCs/>
+              </w:rPr>
+            </w:pPr>
+            <w:r>
+              <w:rPr>
+                <w:b/>
+                <w:bCs/>
+              </w:rPr>
+              <w:t>Server output:</w:t>
+            </w:r>
+          </w:p>
+          <w:p>
+            <w:pPr>
+              <w:pStyle w:val="TableContents"/>
+              <w:widowControl w:val="false"/>
+              <w:suppressLineNumbers/>
+              <w:bidi w:val="0"/>
+              <w:jc w:val="start"/>
+              <w:rPr/>
+            </w:pPr>
+            <w:r>
+              <w:rPr/>
+              <w:t>Server is waiting for client connection . . .</w:t>
+            </w:r>
+          </w:p>
+          <w:p>
+            <w:pPr>
+              <w:pStyle w:val="TableContents"/>
+              <w:widowControl w:val="false"/>
+              <w:suppressLineNumbers/>
+              <w:bidi w:val="0"/>
+              <w:jc w:val="start"/>
+              <w:rPr/>
+            </w:pPr>
+            <w:r>
+              <w:rPr/>
+            </w:r>
+          </w:p>
+          <w:p>
+            <w:pPr>
+              <w:pStyle w:val="TableContents"/>
+              <w:widowControl w:val="false"/>
+              <w:suppressLineNumbers/>
+              <w:bidi w:val="0"/>
+              <w:jc w:val="start"/>
+              <w:rPr/>
+            </w:pPr>
+            <w:r>
+              <w:rPr/>
+              <w:t>Connection established with (‘127.0.0.1’, 46776)</w:t>
+            </w:r>
+          </w:p>
+          <w:p>
+            <w:pPr>
+              <w:pStyle w:val="TableContents"/>
+              <w:widowControl w:val="false"/>
+              <w:suppressLineNumbers/>
+              <w:bidi w:val="0"/>
+              <w:jc w:val="start"/>
+              <w:rPr>
+                <w:b/>
+                <w:bCs/>
+              </w:rPr>
+            </w:pPr>
+            <w:r>
+              <w:rPr>
+                <w:b/>
+                <w:bCs/>
+              </w:rPr>
+            </w:r>
+          </w:p>
+          <w:p>
+            <w:pPr>
+              <w:pStyle w:val="TableContents"/>
+              <w:widowControl w:val="false"/>
+              <w:suppressLineNumbers/>
+              <w:bidi w:val="0"/>
+              <w:jc w:val="start"/>
+              <w:rPr>
+                <w:b/>
+                <w:bCs/>
+              </w:rPr>
+            </w:pPr>
+            <w:r>
+              <w:rPr>
+                <w:b/>
+                <w:bCs/>
+              </w:rPr>
+              <w:t>Client output:</w:t>
+            </w:r>
+          </w:p>
+          <w:p>
+            <w:pPr>
+              <w:pStyle w:val="TableContents"/>
+              <w:widowControl w:val="false"/>
+              <w:suppressLineNumbers/>
+              <w:bidi w:val="0"/>
+              <w:jc w:val="start"/>
+              <w:rPr>
+                <w:b w:val="false"/>
+                <w:bCs w:val="false"/>
+              </w:rPr>
+            </w:pPr>
+            <w:r>
+              <w:rPr>
+                <w:b w:val="false"/>
+                <w:bCs w:val="false"/>
+              </w:rPr>
+              <w:t>Welcome to distributed systems</w:t>
             </w:r>
           </w:p>
         </w:tc>
@@ -271,6 +610,20 @@
               <w:t>The client sent a message to the server, the server displayed it, and then sent a reply back to the client.</w:t>
             </w:r>
           </w:p>
+          <w:p>
+            <w:pPr>
+              <w:pStyle w:val="TableContents"/>
+              <w:widowControl w:val="false"/>
+              <w:suppressLineNumbers/>
+              <w:bidi w:val="0"/>
+              <w:jc w:val="start"/>
+              <w:rPr/>
+            </w:pPr>
+            <w:r>
+              <w:rPr/>
+              <w:t>Bidirectional communication between client and server was achieved.</w:t>
+            </w:r>
+          </w:p>
         </w:tc>
         <w:tc>
           <w:tcPr>
@@ -285,11 +638,201 @@
               <w:suppressLineNumbers/>
               <w:bidi w:val="0"/>
               <w:jc w:val="start"/>
-              <w:rPr/>
-            </w:pPr>
-            <w:r>
-              <w:rPr/>
-              <w:t>Bidirectional communication between client and server was achieved.</w:t>
+              <w:rPr>
+                <w:b/>
+                <w:bCs/>
+              </w:rPr>
+            </w:pPr>
+            <w:r>
+              <w:rPr>
+                <w:b/>
+                <w:bCs/>
+              </w:rPr>
+              <w:t>Server output:</w:t>
+            </w:r>
+          </w:p>
+          <w:p>
+            <w:pPr>
+              <w:pStyle w:val="TableContents"/>
+              <w:widowControl w:val="false"/>
+              <w:suppressLineNumbers/>
+              <w:bidi w:val="0"/>
+              <w:jc w:val="start"/>
+              <w:rPr>
+                <w:b/>
+                <w:bCs/>
+              </w:rPr>
+            </w:pPr>
+            <w:r>
+              <w:rPr>
+                <w:b/>
+                <w:bCs/>
+              </w:rPr>
+            </w:r>
+          </w:p>
+          <w:p>
+            <w:pPr>
+              <w:pStyle w:val="TableContents"/>
+              <w:widowControl w:val="false"/>
+              <w:suppressLineNumbers/>
+              <w:bidi w:val="0"/>
+              <w:jc w:val="start"/>
+              <w:rPr/>
+            </w:pPr>
+            <w:r>
+              <w:rPr/>
+              <w:t>Server is waiting for client connection . . .</w:t>
+            </w:r>
+          </w:p>
+          <w:p>
+            <w:pPr>
+              <w:pStyle w:val="TableContents"/>
+              <w:widowControl w:val="false"/>
+              <w:suppressLineNumbers/>
+              <w:bidi w:val="0"/>
+              <w:jc w:val="start"/>
+              <w:rPr/>
+            </w:pPr>
+            <w:r>
+              <w:rPr/>
+            </w:r>
+          </w:p>
+          <w:p>
+            <w:pPr>
+              <w:pStyle w:val="TableContents"/>
+              <w:widowControl w:val="false"/>
+              <w:suppressLineNumbers/>
+              <w:bidi w:val="0"/>
+              <w:jc w:val="start"/>
+              <w:rPr/>
+            </w:pPr>
+            <w:r>
+              <w:rPr/>
+              <w:t>Connection established with (‘127.0.0.1’, 46776)</w:t>
+            </w:r>
+          </w:p>
+          <w:p>
+            <w:pPr>
+              <w:pStyle w:val="TableContents"/>
+              <w:widowControl w:val="false"/>
+              <w:suppressLineNumbers/>
+              <w:bidi w:val="0"/>
+              <w:jc w:val="start"/>
+              <w:rPr/>
+            </w:pPr>
+            <w:r>
+              <w:rPr/>
+            </w:r>
+          </w:p>
+          <w:p>
+            <w:pPr>
+              <w:pStyle w:val="TableContents"/>
+              <w:widowControl w:val="false"/>
+              <w:suppressLineNumbers/>
+              <w:bidi w:val="0"/>
+              <w:jc w:val="start"/>
+              <w:rPr/>
+            </w:pPr>
+            <w:r>
+              <w:rPr/>
+              <w:t>Client says : Hello server</w:t>
+            </w:r>
+          </w:p>
+          <w:p>
+            <w:pPr>
+              <w:pStyle w:val="TableContents"/>
+              <w:widowControl w:val="false"/>
+              <w:suppressLineNumbers/>
+              <w:bidi w:val="0"/>
+              <w:jc w:val="start"/>
+              <w:rPr>
+                <w:b/>
+                <w:bCs/>
+              </w:rPr>
+            </w:pPr>
+            <w:r>
+              <w:rPr>
+                <w:b/>
+                <w:bCs/>
+              </w:rPr>
+            </w:r>
+          </w:p>
+          <w:p>
+            <w:pPr>
+              <w:pStyle w:val="TableContents"/>
+              <w:widowControl w:val="false"/>
+              <w:suppressLineNumbers/>
+              <w:bidi w:val="0"/>
+              <w:jc w:val="start"/>
+              <w:rPr>
+                <w:b/>
+                <w:bCs/>
+              </w:rPr>
+            </w:pPr>
+            <w:r>
+              <w:rPr>
+                <w:b/>
+                <w:bCs/>
+              </w:rPr>
+              <w:t>Client output:</w:t>
+            </w:r>
+          </w:p>
+          <w:p>
+            <w:pPr>
+              <w:pStyle w:val="TableContents"/>
+              <w:widowControl w:val="false"/>
+              <w:suppressLineNumbers/>
+              <w:bidi w:val="0"/>
+              <w:jc w:val="start"/>
+              <w:rPr>
+                <w:b w:val="false"/>
+                <w:bCs w:val="false"/>
+              </w:rPr>
+            </w:pPr>
+            <w:r>
+              <w:rPr>
+                <w:b w:val="false"/>
+                <w:bCs w:val="false"/>
+              </w:rPr>
+            </w:r>
+          </w:p>
+          <w:p>
+            <w:pPr>
+              <w:pStyle w:val="TableContents"/>
+              <w:widowControl w:val="false"/>
+              <w:suppressLineNumbers/>
+              <w:bidi w:val="0"/>
+              <w:jc w:val="start"/>
+              <w:rPr>
+                <w:b w:val="false"/>
+                <w:bCs w:val="false"/>
+              </w:rPr>
+            </w:pPr>
+            <w:r>
+              <w:rPr>
+                <w:b w:val="false"/>
+                <w:bCs w:val="false"/>
+              </w:rPr>
+              <w:t>Hello client your message is received</w:t>
+            </w:r>
+          </w:p>
+          <w:p>
+            <w:pPr>
+              <w:pStyle w:val="TableContents"/>
+              <w:widowControl w:val="false"/>
+              <w:suppressLineNumbers/>
+              <w:bidi w:val="0"/>
+              <w:jc w:val="start"/>
+              <w:rPr>
+                <w:b/>
+                <w:bCs/>
+              </w:rPr>
+            </w:pPr>
+            <w:r>
+              <w:rPr>
+                <w:b/>
+                <w:bCs/>
+              </w:rPr>
             </w:r>
           </w:p>
         </w:tc>
@@ -334,7 +877,7 @@
             </w:pPr>
             <w:r>
               <w:rPr/>
-              <w:t>Multiple clients connected to the server one after another, and each received a response.</w:t>
+              <w:t>Multiple clients connected to the server one after another, and each received a response.The server was able to handle multiple client connections sequentially.</w:t>
             </w:r>
           </w:p>
         </w:tc>
@@ -351,11 +894,702 @@
               <w:suppressLineNumbers/>
               <w:bidi w:val="0"/>
               <w:jc w:val="start"/>
-              <w:rPr/>
-            </w:pPr>
-            <w:r>
-              <w:rPr/>
-              <w:t>The server was able to handle multiple client connections sequentially.</w:t>
+              <w:rPr>
+                <w:b/>
+                <w:bCs/>
+              </w:rPr>
+            </w:pPr>
+            <w:r>
+              <w:rPr>
+                <w:b/>
+                <w:bCs/>
+              </w:rPr>
+              <w:t>Server output:</w:t>
+            </w:r>
+          </w:p>
+          <w:p>
+            <w:pPr>
+              <w:pStyle w:val="TableContents"/>
+              <w:widowControl w:val="false"/>
+              <w:suppressLineNumbers/>
+              <w:bidi w:val="0"/>
+              <w:jc w:val="start"/>
+              <w:rPr>
+                <w:b/>
+                <w:bCs/>
+              </w:rPr>
+            </w:pPr>
+            <w:r>
+              <w:rPr>
+                <w:b/>
+                <w:bCs/>
+              </w:rPr>
+            </w:r>
+          </w:p>
+          <w:p>
+            <w:pPr>
+              <w:pStyle w:val="TableContents"/>
+              <w:widowControl w:val="false"/>
+              <w:suppressLineNumbers/>
+              <w:bidi w:val="0"/>
+              <w:jc w:val="start"/>
+              <w:rPr>
+                <w:b w:val="false"/>
+                <w:bCs w:val="false"/>
+              </w:rPr>
+            </w:pPr>
+            <w:r>
+              <w:rPr>
+                <w:b w:val="false"/>
+                <w:bCs w:val="false"/>
+              </w:rPr>
+              <w:t>Connection established with ('127.0.0.1', 35322)</w:t>
+            </w:r>
+          </w:p>
+          <w:p>
+            <w:pPr>
+              <w:pStyle w:val="TableContents"/>
+              <w:widowControl w:val="false"/>
+              <w:suppressLineNumbers/>
+              <w:bidi w:val="0"/>
+              <w:jc w:val="start"/>
+              <w:rPr>
+                <w:b w:val="false"/>
+                <w:bCs w:val="false"/>
+              </w:rPr>
+            </w:pPr>
+            <w:r>
+              <w:rPr>
+                <w:b w:val="false"/>
+                <w:bCs w:val="false"/>
+              </w:rPr>
+              <w:t>Received message: Hello Server: Client 2</w:t>
+            </w:r>
+          </w:p>
+          <w:p>
+            <w:pPr>
+              <w:pStyle w:val="TableContents"/>
+              <w:widowControl w:val="false"/>
+              <w:suppressLineNumbers/>
+              <w:bidi w:val="0"/>
+              <w:jc w:val="start"/>
+              <w:rPr>
+                <w:b w:val="false"/>
+                <w:bCs w:val="false"/>
+              </w:rPr>
+            </w:pPr>
+            <w:r>
+              <w:rPr>
+                <w:b w:val="false"/>
+                <w:bCs w:val="false"/>
+              </w:rPr>
+              <w:t>Client disconnected.</w:t>
+            </w:r>
+          </w:p>
+          <w:p>
+            <w:pPr>
+              <w:pStyle w:val="TableContents"/>
+              <w:widowControl w:val="false"/>
+              <w:suppressLineNumbers/>
+              <w:bidi w:val="0"/>
+              <w:jc w:val="start"/>
+              <w:rPr>
+                <w:b w:val="false"/>
+                <w:bCs w:val="false"/>
+              </w:rPr>
+            </w:pPr>
+            <w:r>
+              <w:rPr>
+                <w:b w:val="false"/>
+                <w:bCs w:val="false"/>
+              </w:rPr>
+            </w:r>
+          </w:p>
+          <w:p>
+            <w:pPr>
+              <w:pStyle w:val="TableContents"/>
+              <w:widowControl w:val="false"/>
+              <w:suppressLineNumbers/>
+              <w:bidi w:val="0"/>
+              <w:jc w:val="start"/>
+              <w:rPr>
+                <w:b w:val="false"/>
+                <w:bCs w:val="false"/>
+              </w:rPr>
+            </w:pPr>
+            <w:r>
+              <w:rPr>
+                <w:b w:val="false"/>
+                <w:bCs w:val="false"/>
+              </w:rPr>
+              <w:t>Waiting for a client...</w:t>
+            </w:r>
+          </w:p>
+          <w:p>
+            <w:pPr>
+              <w:pStyle w:val="TableContents"/>
+              <w:widowControl w:val="false"/>
+              <w:suppressLineNumbers/>
+              <w:bidi w:val="0"/>
+              <w:jc w:val="start"/>
+              <w:rPr>
+                <w:b w:val="false"/>
+                <w:bCs w:val="false"/>
+              </w:rPr>
+            </w:pPr>
+            <w:r>
+              <w:rPr>
+                <w:b w:val="false"/>
+                <w:bCs w:val="false"/>
+              </w:rPr>
+            </w:r>
+          </w:p>
+          <w:p>
+            <w:pPr>
+              <w:pStyle w:val="TableContents"/>
+              <w:widowControl w:val="false"/>
+              <w:suppressLineNumbers/>
+              <w:bidi w:val="0"/>
+              <w:jc w:val="start"/>
+              <w:rPr>
+                <w:b w:val="false"/>
+                <w:bCs w:val="false"/>
+              </w:rPr>
+            </w:pPr>
+            <w:r>
+              <w:rPr>
+                <w:b w:val="false"/>
+                <w:bCs w:val="false"/>
+              </w:rPr>
+            </w:r>
+          </w:p>
+          <w:p>
+            <w:pPr>
+              <w:pStyle w:val="TableContents"/>
+              <w:widowControl w:val="false"/>
+              <w:suppressLineNumbers/>
+              <w:bidi w:val="0"/>
+              <w:jc w:val="start"/>
+              <w:rPr>
+                <w:b/>
+                <w:bCs/>
+              </w:rPr>
+            </w:pPr>
+            <w:r>
+              <w:rPr>
+                <w:b/>
+                <w:bCs/>
+              </w:rPr>
+            </w:r>
+          </w:p>
+          <w:p>
+            <w:pPr>
+              <w:pStyle w:val="TableContents"/>
+              <w:widowControl w:val="false"/>
+              <w:suppressLineNumbers/>
+              <w:bidi w:val="0"/>
+              <w:jc w:val="start"/>
+              <w:rPr>
+                <w:b w:val="false"/>
+                <w:bCs w:val="false"/>
+              </w:rPr>
+            </w:pPr>
+            <w:r>
+              <w:rPr>
+                <w:b w:val="false"/>
+                <w:bCs w:val="false"/>
+              </w:rPr>
+              <w:t>Connection established with ('127.0.0.1', 34396)</w:t>
+            </w:r>
+          </w:p>
+          <w:p>
+            <w:pPr>
+              <w:pStyle w:val="TableContents"/>
+              <w:widowControl w:val="false"/>
+              <w:suppressLineNumbers/>
+              <w:bidi w:val="0"/>
+              <w:jc w:val="start"/>
+              <w:rPr>
+                <w:b w:val="false"/>
+                <w:bCs w:val="false"/>
+              </w:rPr>
+            </w:pPr>
+            <w:r>
+              <w:rPr>
+                <w:b w:val="false"/>
+                <w:bCs w:val="false"/>
+              </w:rPr>
+              <w:t>Received message: Hello Server : Client 1</w:t>
+            </w:r>
+          </w:p>
+          <w:p>
+            <w:pPr>
+              <w:pStyle w:val="TableContents"/>
+              <w:widowControl w:val="false"/>
+              <w:suppressLineNumbers/>
+              <w:bidi w:val="0"/>
+              <w:jc w:val="start"/>
+              <w:rPr>
+                <w:b w:val="false"/>
+                <w:bCs w:val="false"/>
+              </w:rPr>
+            </w:pPr>
+            <w:r>
+              <w:rPr>
+                <w:b w:val="false"/>
+                <w:bCs w:val="false"/>
+              </w:rPr>
+              <w:t>Client disconnected.</w:t>
+            </w:r>
+          </w:p>
+          <w:p>
+            <w:pPr>
+              <w:pStyle w:val="TableContents"/>
+              <w:widowControl w:val="false"/>
+              <w:suppressLineNumbers/>
+              <w:bidi w:val="0"/>
+              <w:jc w:val="start"/>
+              <w:rPr>
+                <w:b w:val="false"/>
+                <w:bCs w:val="false"/>
+              </w:rPr>
+            </w:pPr>
+            <w:r>
+              <w:rPr>
+                <w:b w:val="false"/>
+                <w:bCs w:val="false"/>
+              </w:rPr>
+            </w:r>
+          </w:p>
+          <w:p>
+            <w:pPr>
+              <w:pStyle w:val="TableContents"/>
+              <w:widowControl w:val="false"/>
+              <w:suppressLineNumbers/>
+              <w:bidi w:val="0"/>
+              <w:jc w:val="start"/>
+              <w:rPr>
+                <w:b w:val="false"/>
+                <w:bCs w:val="false"/>
+              </w:rPr>
+            </w:pPr>
+            <w:r>
+              <w:rPr>
+                <w:b w:val="false"/>
+                <w:bCs w:val="false"/>
+              </w:rPr>
+              <w:t>Waiting for a client…</w:t>
+            </w:r>
+          </w:p>
+          <w:p>
+            <w:pPr>
+              <w:pStyle w:val="TableContents"/>
+              <w:widowControl w:val="false"/>
+              <w:suppressLineNumbers/>
+              <w:bidi w:val="0"/>
+              <w:jc w:val="start"/>
+              <w:rPr>
+                <w:b w:val="false"/>
+                <w:bCs w:val="false"/>
+              </w:rPr>
+            </w:pPr>
+            <w:r>
+              <w:rPr>
+                <w:b w:val="false"/>
+                <w:bCs w:val="false"/>
+              </w:rPr>
+            </w:r>
+          </w:p>
+          <w:p>
+            <w:pPr>
+              <w:pStyle w:val="TableContents"/>
+              <w:widowControl w:val="false"/>
+              <w:suppressLineNumbers/>
+              <w:bidi w:val="0"/>
+              <w:jc w:val="start"/>
+              <w:rPr>
+                <w:b w:val="false"/>
+                <w:bCs w:val="false"/>
+              </w:rPr>
+            </w:pPr>
+            <w:r>
+              <w:rPr>
+                <w:b w:val="false"/>
+                <w:bCs w:val="false"/>
+              </w:rPr>
+            </w:r>
+          </w:p>
+          <w:p>
+            <w:pPr>
+              <w:pStyle w:val="TableContents"/>
+              <w:widowControl w:val="false"/>
+              <w:suppressLineNumbers/>
+              <w:bidi w:val="0"/>
+              <w:jc w:val="start"/>
+              <w:rPr>
+                <w:b/>
+                <w:bCs/>
+              </w:rPr>
+            </w:pPr>
+            <w:r>
+              <w:rPr>
+                <w:b/>
+                <w:bCs/>
+              </w:rPr>
+              <w:t>Client_1 output:</w:t>
+            </w:r>
+          </w:p>
+          <w:p>
+            <w:pPr>
+              <w:pStyle w:val="TableContents"/>
+              <w:widowControl w:val="false"/>
+              <w:suppressLineNumbers/>
+              <w:bidi w:val="0"/>
+              <w:jc w:val="start"/>
+              <w:rPr>
+                <w:b/>
+                <w:bCs/>
+              </w:rPr>
+            </w:pPr>
+            <w:r>
+              <w:rPr>
+                <w:b/>
+                <w:bCs/>
+              </w:rPr>
+            </w:r>
+          </w:p>
+          <w:p>
+            <w:pPr>
+              <w:pStyle w:val="TableContents"/>
+              <w:widowControl w:val="false"/>
+              <w:suppressLineNumbers/>
+              <w:bidi w:val="0"/>
+              <w:jc w:val="start"/>
+              <w:rPr>
+                <w:b w:val="false"/>
+                <w:bCs w:val="false"/>
+              </w:rPr>
+            </w:pPr>
+            <w:r>
+              <w:rPr>
+                <w:b w:val="false"/>
+                <w:bCs w:val="false"/>
+              </w:rPr>
+              <w:t>Received reply: Hello Client, message received!</w:t>
+            </w:r>
+          </w:p>
+          <w:p>
+            <w:pPr>
+              <w:pStyle w:val="TableContents"/>
+              <w:widowControl w:val="false"/>
+              <w:suppressLineNumbers/>
+              <w:bidi w:val="0"/>
+              <w:jc w:val="start"/>
+              <w:rPr>
+                <w:b w:val="false"/>
+                <w:bCs w:val="false"/>
+              </w:rPr>
+            </w:pPr>
+            <w:r>
+              <w:rPr>
+                <w:b w:val="false"/>
+                <w:bCs w:val="false"/>
+              </w:rPr>
+            </w:r>
+          </w:p>
+          <w:p>
+            <w:pPr>
+              <w:pStyle w:val="TableContents"/>
+              <w:widowControl w:val="false"/>
+              <w:suppressLineNumbers/>
+              <w:bidi w:val="0"/>
+              <w:jc w:val="start"/>
+              <w:rPr>
+                <w:b/>
+                <w:bCs/>
+              </w:rPr>
+            </w:pPr>
+            <w:r>
+              <w:rPr>
+                <w:b/>
+                <w:bCs/>
+              </w:rPr>
+              <w:t>Client_2 output:</w:t>
+            </w:r>
+          </w:p>
+          <w:p>
+            <w:pPr>
+              <w:pStyle w:val="TableContents"/>
+              <w:widowControl w:val="false"/>
+              <w:suppressLineNumbers/>
+              <w:bidi w:val="0"/>
+              <w:jc w:val="start"/>
+              <w:rPr>
+                <w:b/>
+                <w:bCs/>
+              </w:rPr>
+            </w:pPr>
+            <w:r>
+              <w:rPr>
+                <w:b/>
+                <w:bCs/>
+              </w:rPr>
+            </w:r>
+          </w:p>
+          <w:p>
+            <w:pPr>
+              <w:pStyle w:val="TableContents"/>
+              <w:widowControl w:val="false"/>
+              <w:suppressLineNumbers/>
+              <w:bidi w:val="0"/>
+              <w:jc w:val="start"/>
+              <w:rPr>
+                <w:b w:val="false"/>
+                <w:bCs w:val="false"/>
+              </w:rPr>
+            </w:pPr>
+            <w:r>
+              <w:rPr>
+                <w:b w:val="false"/>
+                <w:bCs w:val="false"/>
+              </w:rPr>
+              <w:t>Received reply: Hello Client, message received!</w:t>
+            </w:r>
+          </w:p>
+          <w:p>
+            <w:pPr>
+              <w:pStyle w:val="TableContents"/>
+              <w:widowControl w:val="false"/>
+              <w:suppressLineNumbers/>
+              <w:bidi w:val="0"/>
+              <w:jc w:val="start"/>
+              <w:rPr>
+                <w:b/>
+                <w:bCs/>
+              </w:rPr>
+            </w:pPr>
+            <w:r>
+              <w:rPr>
+                <w:b/>
+                <w:bCs/>
+              </w:rPr>
+            </w:r>
+          </w:p>
+          <w:p>
+            <w:pPr>
+              <w:pStyle w:val="TableContents"/>
+              <w:widowControl w:val="false"/>
+              <w:suppressLineNumbers/>
+              <w:bidi w:val="0"/>
+              <w:jc w:val="start"/>
+              <w:rPr>
+                <w:b/>
+                <w:bCs/>
+              </w:rPr>
+            </w:pPr>
+            <w:r>
+              <w:rPr>
+                <w:b/>
+                <w:bCs/>
+              </w:rPr>
+            </w:r>
+          </w:p>
+          <w:p>
+            <w:pPr>
+              <w:pStyle w:val="TableContents"/>
+              <w:widowControl w:val="false"/>
+              <w:suppressLineNumbers/>
+              <w:bidi w:val="0"/>
+              <w:jc w:val="start"/>
+              <w:rPr>
+                <w:b/>
+                <w:bCs/>
+              </w:rPr>
+            </w:pPr>
+            <w:r>
+              <w:rPr>
+                <w:b/>
+                <w:bCs/>
+              </w:rPr>
+            </w:r>
+          </w:p>
+        </w:tc>
+      </w:tr>
+      <w:tr>
+        <w:trPr>
+          <w:trHeight w:val="1670" w:hRule="atLeast"/>
+        </w:trPr>
+        <w:tc>
+          <w:tcPr>
+            <w:tcW w:w="1828" w:type="dxa"/>
+            <w:tcBorders/>
+            <w:vAlign w:val="center"/>
+          </w:tcPr>
+          <w:p>
+            <w:pPr>
+              <w:pStyle w:val="TableContents"/>
+              <w:widowControl w:val="false"/>
+              <w:suppressLineNumbers/>
+              <w:bidi w:val="0"/>
+              <w:jc w:val="start"/>
+              <w:rPr/>
+            </w:pPr>
+            <w:r>
+              <w:rPr/>
+              <w:t>Server Unavailable</w:t>
+            </w:r>
+          </w:p>
+        </w:tc>
+        <w:tc>
+          <w:tcPr>
+            <w:tcW w:w="5396" w:type="dxa"/>
+            <w:tcBorders/>
+            <w:vAlign w:val="center"/>
+          </w:tcPr>
+          <w:p>
+            <w:pPr>
+              <w:pStyle w:val="TableContents"/>
+              <w:rPr/>
+            </w:pPr>
+            <w:r>
+              <w:rPr/>
+              <w:t>The client attempted to connect when the server was not running and produced.</w:t>
+            </w:r>
+          </w:p>
+          <w:p>
+            <w:pPr>
+              <w:pStyle w:val="TableContents"/>
+              <w:rPr/>
+            </w:pPr>
+            <w:r>
+              <w:rPr/>
+              <w:t xml:space="preserve">The client cannot establish a connection unless the server is active and listening </w:t>
+            </w:r>
+          </w:p>
+        </w:tc>
+        <w:tc>
+          <w:tcPr>
+            <w:tcW w:w="2748" w:type="dxa"/>
+            <w:tcBorders/>
+            <w:vAlign w:val="center"/>
+          </w:tcPr>
+          <w:p>
+            <w:pPr>
+              <w:pStyle w:val="TableContents"/>
+              <w:widowControl w:val="false"/>
+              <w:suppressLineNumbers/>
+              <w:bidi w:val="0"/>
+              <w:jc w:val="start"/>
+              <w:rPr>
+                <w:b/>
+                <w:bCs/>
+              </w:rPr>
+            </w:pPr>
+            <w:r>
+              <w:rPr>
+                <w:b/>
+                <w:bCs/>
+              </w:rPr>
+              <w:t>Output:</w:t>
+            </w:r>
+          </w:p>
+          <w:p>
+            <w:pPr>
+              <w:pStyle w:val="TableContents"/>
+              <w:widowControl w:val="false"/>
+              <w:suppressLineNumbers/>
+              <w:bidi w:val="0"/>
+              <w:jc w:val="start"/>
+              <w:rPr>
+                <w:b/>
+                <w:bCs/>
+              </w:rPr>
+            </w:pPr>
+            <w:r>
+              <w:rPr>
+                <w:b/>
+                <w:bCs/>
+              </w:rPr>
+            </w:r>
+          </w:p>
+          <w:p>
+            <w:pPr>
+              <w:pStyle w:val="TableContents"/>
+              <w:rPr/>
+            </w:pPr>
+            <w:r>
+              <w:rPr>
+                <w:rStyle w:val="SourceText"/>
+              </w:rPr>
+              <w:t>ConnectionRefusedError: [Errno 111] Connection refused</w:t>
+            </w:r>
+          </w:p>
+        </w:tc>
+      </w:tr>
+      <w:tr>
+        <w:trPr>
+          <w:trHeight w:val="1080" w:hRule="atLeast"/>
+        </w:trPr>
+        <w:tc>
+          <w:tcPr>
+            <w:tcW w:w="1828" w:type="dxa"/>
+            <w:tcBorders/>
+            <w:vAlign w:val="center"/>
+          </w:tcPr>
+          <w:p>
+            <w:pPr>
+              <w:pStyle w:val="TableContents"/>
+              <w:widowControl w:val="false"/>
+              <w:suppressLineNumbers/>
+              <w:bidi w:val="0"/>
+              <w:jc w:val="start"/>
+              <w:rPr/>
+            </w:pPr>
+            <w:r>
+              <w:rPr/>
+              <w:t>Communication Delay</w:t>
+            </w:r>
+          </w:p>
+        </w:tc>
+        <w:tc>
+          <w:tcPr>
+            <w:tcW w:w="5396" w:type="dxa"/>
+            <w:tcBorders/>
+            <w:vAlign w:val="center"/>
+          </w:tcPr>
+          <w:p>
+            <w:pPr>
+              <w:pStyle w:val="TableContents"/>
+              <w:widowControl w:val="false"/>
+              <w:suppressLineNumbers/>
+              <w:bidi w:val="0"/>
+              <w:jc w:val="start"/>
+              <w:rPr/>
+            </w:pPr>
+            <w:r>
+              <w:rPr/>
+              <w:t>Introducing a delay caused messages to be received after a noticeable wait.Network or processing delays affect communication speed but not correctness.</w:t>
+            </w:r>
+          </w:p>
+        </w:tc>
+        <w:tc>
+          <w:tcPr>
+            <w:tcW w:w="2748" w:type="dxa"/>
+            <w:tcBorders/>
+            <w:vAlign w:val="center"/>
+          </w:tcPr>
+          <w:p>
+            <w:pPr>
+              <w:pStyle w:val="TableContents"/>
+              <w:widowControl w:val="false"/>
+              <w:suppressLineNumbers/>
+              <w:bidi w:val="0"/>
+              <w:jc w:val="start"/>
+              <w:rPr/>
+            </w:pPr>
+            <w:r>
+              <w:rPr/>
+              <w:t>We observed a significant delay (5 sec) in message transmission.</w:t>
             </w:r>
           </w:p>
         </w:tc>
@@ -379,7 +1613,6 @@
             </w:pPr>
             <w:r>
               <w:rPr/>
-              <w:t>Server Unavailable</w:t>
             </w:r>
           </w:p>
         </w:tc>
@@ -400,17 +1633,6 @@
             </w:pPr>
             <w:r>
               <w:rPr/>
-              <w:t xml:space="preserve">The client attempted to connect when the server was not running and produced </w:t>
-            </w:r>
-            <w:r>
-              <w:rPr>
-                <w:rStyle w:val="SourceText"/>
-              </w:rPr>
-              <w:t>ConnectionRefusedError: [Errno 111] Connection refused</w:t>
-            </w:r>
-            <w:r>
-              <w:rPr/>
-              <w:t>.</w:t>
             </w:r>
           </w:p>
         </w:tc>
@@ -431,136 +1653,6 @@
             </w:pPr>
             <w:r>
               <w:rPr/>
-              <w:t>The client cannot establish a connection unless the server is active and listening.</w:t>
-            </w:r>
-          </w:p>
-        </w:tc>
-      </w:tr>
-      <w:tr>
-        <w:trPr/>
-        <w:tc>
-          <w:tcPr>
-            <w:tcW w:w="1828" w:type="dxa"/>
-            <w:tcBorders/>
-            <w:vAlign w:val="center"/>
-          </w:tcPr>
-          <w:p>
-            <w:pPr>
-              <w:pStyle w:val="TableContents"/>
-              <w:widowControl w:val="false"/>
-              <w:suppressLineNumbers/>
-              <w:bidi w:val="0"/>
-              <w:jc w:val="start"/>
-              <w:rPr/>
-            </w:pPr>
-            <w:r>
-              <w:rPr/>
-              <w:t>Communication Delay</w:t>
-            </w:r>
-          </w:p>
-        </w:tc>
-        <w:tc>
-          <w:tcPr>
-            <w:tcW w:w="5396" w:type="dxa"/>
-            <w:tcBorders/>
-            <w:vAlign w:val="center"/>
-          </w:tcPr>
-          <w:p>
-            <w:pPr>
-              <w:pStyle w:val="TableContents"/>
-              <w:widowControl w:val="false"/>
-              <w:suppressLineNumbers/>
-              <w:bidi w:val="0"/>
-              <w:jc w:val="start"/>
-              <w:rPr/>
-            </w:pPr>
-            <w:r>
-              <w:rPr/>
-              <w:t>Introducing a delay caused messages to be received after a noticeable wait.</w:t>
-            </w:r>
-          </w:p>
-        </w:tc>
-        <w:tc>
-          <w:tcPr>
-            <w:tcW w:w="2748" w:type="dxa"/>
-            <w:tcBorders/>
-            <w:vAlign w:val="center"/>
-          </w:tcPr>
-          <w:p>
-            <w:pPr>
-              <w:pStyle w:val="TableContents"/>
-              <w:widowControl w:val="false"/>
-              <w:suppressLineNumbers/>
-              <w:bidi w:val="0"/>
-              <w:jc w:val="start"/>
-              <w:rPr/>
-            </w:pPr>
-            <w:r>
-              <w:rPr/>
-              <w:t>Network or processing delays affect communication speed but not correctness.</w:t>
-            </w:r>
-          </w:p>
-        </w:tc>
-      </w:tr>
-      <w:tr>
-        <w:trPr/>
-        <w:tc>
-          <w:tcPr>
-            <w:tcW w:w="1828" w:type="dxa"/>
-            <w:tcBorders/>
-            <w:vAlign w:val="center"/>
-          </w:tcPr>
-          <w:p>
-            <w:pPr>
-              <w:pStyle w:val="TableContents"/>
-              <w:widowControl w:val="false"/>
-              <w:suppressLineNumbers/>
-              <w:bidi w:val="0"/>
-              <w:jc w:val="start"/>
-              <w:rPr/>
-            </w:pPr>
-            <w:r>
-              <w:rPr/>
-            </w:r>
-          </w:p>
-        </w:tc>
-        <w:tc>
-          <w:tcPr>
-            <w:tcW w:w="5396" w:type="dxa"/>
-            <w:tcBorders/>
-            <w:vAlign w:val="center"/>
-          </w:tcPr>
-          <w:p>
-            <w:pPr>
-              <w:pStyle w:val="TableContents"/>
-              <w:widowControl w:val="false"/>
-              <w:suppressLineNumbers/>
-              <w:bidi w:val="0"/>
-              <w:jc w:val="start"/>
-              <w:rPr/>
-            </w:pPr>
-            <w:r>
-              <w:rPr/>
-            </w:r>
-          </w:p>
-        </w:tc>
-        <w:tc>
-          <w:tcPr>
-            <w:tcW w:w="2748" w:type="dxa"/>
-            <w:tcBorders/>
-            <w:vAlign w:val="center"/>
-          </w:tcPr>
-          <w:p>
-            <w:pPr>
-              <w:pStyle w:val="TableContents"/>
-              <w:widowControl w:val="false"/>
-              <w:suppressLineNumbers/>
-              <w:bidi w:val="0"/>
-              <w:jc w:val="start"/>
-              <w:rPr/>
-            </w:pPr>
-            <w:r>
-              <w:rPr/>
             </w:r>
           </w:p>
         </w:tc>
@@ -608,11 +1700,128 @@
         <w:bidi w:val="0"/>
         <w:spacing w:before="0" w:after="120"/>
         <w:jc w:val="start"/>
+        <w:rPr>
+          <w:b w:val="false"/>
+          <w:bCs w:val="false"/>
+        </w:rPr>
+      </w:pPr>
+      <w:r>
+        <w:rPr>
+          <w:b w:val="false"/>
+          <w:bCs w:val="false"/>
+        </w:rPr>
+        <w:t>Questions</w:t>
+      </w:r>
+    </w:p>
+    <w:p>
+      <w:pPr>
+        <w:pStyle w:val="Heading3"/>
+        <w:bidi w:val="0"/>
+        <w:jc w:val="start"/>
+        <w:rPr>
+          <w:b w:val="false"/>
+          <w:bCs w:val="false"/>
+        </w:rPr>
+      </w:pPr>
+      <w:r>
+        <w:rPr>
+          <w:b w:val="false"/>
+          <w:bCs w:val="false"/>
+        </w:rPr>
+        <w:t>1. What roles do the client and server play in this experiment?</w:t>
+      </w:r>
+    </w:p>
+    <w:p>
+      <w:pPr>
+        <w:pStyle w:val="BodyText"/>
+        <w:bidi w:val="0"/>
+        <w:jc w:val="start"/>
         <w:rPr/>
       </w:pPr>
       <w:r>
+        <w:rPr>
+          <w:b w:val="false"/>
+          <w:bCs w:val="false"/>
+        </w:rPr>
+        <w:t xml:space="preserve">The </w:t>
+      </w:r>
+      <w:r>
+        <w:rPr>
+          <w:rStyle w:val="Strong"/>
+          <w:b w:val="false"/>
+          <w:bCs w:val="false"/>
+        </w:rPr>
+        <w:t>server</w:t>
+      </w:r>
+      <w:r>
+        <w:rPr>
+          <w:b w:val="false"/>
+          <w:bCs w:val="false"/>
+        </w:rPr>
+        <w:t xml:space="preserve"> listens for incoming connection requests, processes received messages, and sends responses. The </w:t>
+      </w:r>
+      <w:r>
+        <w:rPr>
+          <w:rStyle w:val="Strong"/>
+          <w:b w:val="false"/>
+          <w:bCs w:val="false"/>
+        </w:rPr>
+        <w:t>client</w:t>
+      </w:r>
+      <w:r>
+        <w:rPr>
+          <w:b w:val="false"/>
+          <w:bCs w:val="false"/>
+        </w:rPr>
+        <w:t xml:space="preserve"> initiates the connection to the server, sends requests or messages, and receives responses from the server.</w:t>
+      </w:r>
+    </w:p>
+    <w:p>
+      <w:pPr>
+        <w:pStyle w:val="Heading3"/>
+        <w:bidi w:val="0"/>
+        <w:jc w:val="start"/>
+        <w:rPr>
+          <w:b w:val="false"/>
+          <w:bCs w:val="false"/>
+        </w:rPr>
+      </w:pPr>
+      <w:r>
+        <w:rPr>
+          <w:b w:val="false"/>
+          <w:bCs w:val="false"/>
+        </w:rPr>
+        <w:t>2. What communication protocol is used in this program?</w:t>
+      </w:r>
+    </w:p>
+    <w:p>
+      <w:pPr>
+        <w:pStyle w:val="BodyText"/>
+        <w:bidi w:val="0"/>
+        <w:jc w:val="start"/>
         <w:rPr/>
-        <w:t>Questions and Answers</w:t>
+      </w:pPr>
+      <w:r>
+        <w:rPr>
+          <w:b w:val="false"/>
+          <w:bCs w:val="false"/>
+        </w:rPr>
+        <w:t xml:space="preserve">The program uses the </w:t>
+      </w:r>
+      <w:r>
+        <w:rPr>
+          <w:rStyle w:val="Strong"/>
+          <w:b w:val="false"/>
+          <w:bCs w:val="false"/>
+        </w:rPr>
+        <w:t>TCP (Transmission Control Protocol)</w:t>
+      </w:r>
+      <w:r>
+        <w:rPr>
+          <w:b w:val="false"/>
+          <w:bCs w:val="false"/>
+        </w:rPr>
+        <w:t xml:space="preserve"> communication protocol through Python sockets. TCP provides reliable, connection-oriented communication between the client and server.</w:t>
       </w:r>
     </w:p>
     <w:p>
@@ -620,11 +1829,164 @@
         <w:pStyle w:val="Heading3"/>
         <w:bidi w:val="0"/>
         <w:jc w:val="start"/>
+        <w:rPr>
+          <w:b w:val="false"/>
+          <w:bCs w:val="false"/>
+        </w:rPr>
+      </w:pPr>
+      <w:r>
+        <w:rPr>
+          <w:b w:val="false"/>
+          <w:bCs w:val="false"/>
+        </w:rPr>
+        <w:t>3. Why are sockets important in distributed systems?</w:t>
+      </w:r>
+    </w:p>
+    <w:p>
+      <w:pPr>
+        <w:pStyle w:val="BodyText"/>
+        <w:bidi w:val="0"/>
+        <w:jc w:val="start"/>
+        <w:rPr>
+          <w:b w:val="false"/>
+          <w:bCs w:val="false"/>
+        </w:rPr>
+      </w:pPr>
+      <w:r>
+        <w:rPr>
+          <w:b w:val="false"/>
+          <w:bCs w:val="false"/>
+        </w:rPr>
+        <w:t>Sockets provide a mechanism for processes running on different machines or devices to communicate over a network. They enable data exchange, resource sharing, and coordination among distributed components, making them fundamental to distributed systems.</w:t>
+      </w:r>
+    </w:p>
+    <w:p>
+      <w:pPr>
+        <w:pStyle w:val="Heading3"/>
+        <w:bidi w:val="0"/>
+        <w:jc w:val="start"/>
+        <w:rPr>
+          <w:b w:val="false"/>
+          <w:bCs w:val="false"/>
+        </w:rPr>
+      </w:pPr>
+      <w:r>
+        <w:rPr>
+          <w:b w:val="false"/>
+          <w:bCs w:val="false"/>
+        </w:rPr>
+        <w:t>4. What happens if the server is not running when the client attempts to connect?</w:t>
+      </w:r>
+    </w:p>
+    <w:p>
+      <w:pPr>
+        <w:pStyle w:val="BodyText"/>
+        <w:bidi w:val="0"/>
+        <w:jc w:val="start"/>
         <w:rPr/>
       </w:pPr>
       <w:r>
+        <w:rPr>
+          <w:b w:val="false"/>
+          <w:bCs w:val="false"/>
+        </w:rPr>
+        <w:t xml:space="preserve">The client's connection request is rejected because no process is listening on the specified port. Python raises a </w:t>
+      </w:r>
+      <w:r>
+        <w:rPr>
+          <w:rStyle w:val="SourceText"/>
+          <w:b w:val="false"/>
+          <w:bCs w:val="false"/>
+        </w:rPr>
+        <w:t>ConnectionRefusedError: [Errno 111] Connection refused</w:t>
+      </w:r>
+      <w:r>
+        <w:rPr>
+          <w:b w:val="false"/>
+          <w:bCs w:val="false"/>
+        </w:rPr>
+        <w:t>, indicating that the connection could not be established.</w:t>
+      </w:r>
+    </w:p>
+    <w:p>
+      <w:pPr>
+        <w:pStyle w:val="Heading3"/>
+        <w:bidi w:val="0"/>
+        <w:jc w:val="start"/>
+        <w:rPr>
+          <w:b w:val="false"/>
+          <w:bCs w:val="false"/>
+        </w:rPr>
+      </w:pPr>
+      <w:r>
+        <w:rPr>
+          <w:b w:val="false"/>
+          <w:bCs w:val="false"/>
+        </w:rPr>
+        <w:t>5. How does the server know that a client has connected?</w:t>
+      </w:r>
+    </w:p>
+    <w:p>
+      <w:pPr>
+        <w:pStyle w:val="BodyText"/>
+        <w:bidi w:val="0"/>
+        <w:jc w:val="start"/>
         <w:rPr/>
-        <w:t>1. What roles do the client and server play in this experiment?</w:t>
+      </w:pPr>
+      <w:r>
+        <w:rPr>
+          <w:b w:val="false"/>
+          <w:bCs w:val="false"/>
+        </w:rPr>
+        <w:t xml:space="preserve">The server uses the </w:t>
+      </w:r>
+      <w:r>
+        <w:rPr>
+          <w:rStyle w:val="SourceText"/>
+          <w:b w:val="false"/>
+          <w:bCs w:val="false"/>
+        </w:rPr>
+        <w:t>accept()</w:t>
+      </w:r>
+      <w:r>
+        <w:rPr>
+          <w:b w:val="false"/>
+          <w:bCs w:val="false"/>
+        </w:rPr>
+        <w:t xml:space="preserve"> method. When a client successfully connects, </w:t>
+      </w:r>
+      <w:r>
+        <w:rPr>
+          <w:rStyle w:val="SourceText"/>
+          <w:b w:val="false"/>
+          <w:bCs w:val="false"/>
+        </w:rPr>
+        <w:t>accept()</w:t>
+      </w:r>
+      <w:r>
+        <w:rPr>
+          <w:b w:val="false"/>
+          <w:bCs w:val="false"/>
+        </w:rPr>
+        <w:t xml:space="preserve"> returns a new socket object and the client's address information, allowing the server to identify and communicate with that client.</w:t>
+      </w:r>
+    </w:p>
+    <w:p>
+      <w:pPr>
+        <w:pStyle w:val="Heading3"/>
+        <w:bidi w:val="0"/>
+        <w:jc w:val="start"/>
+        <w:rPr>
+          <w:b w:val="false"/>
+          <w:bCs w:val="false"/>
+        </w:rPr>
+      </w:pPr>
+      <w:r>
+        <w:rPr>
+          <w:b w:val="false"/>
+          <w:bCs w:val="false"/>
+        </w:rPr>
+        <w:t>6. What challenges might arise when many clients connect simultaneously?</w:t>
       </w:r>
     </w:p>
     <w:p>
@@ -632,190 +1994,16 @@
         <w:pStyle w:val="BodyText"/>
         <w:bidi w:val="0"/>
         <w:jc w:val="start"/>
-        <w:rPr/>
-      </w:pPr>
-      <w:r>
-        <w:rPr/>
-        <w:t xml:space="preserve">The </w:t>
-      </w:r>
-      <w:r>
-        <w:rPr>
-          <w:rStyle w:val="Strong"/>
-        </w:rPr>
-        <w:t>server</w:t>
-      </w:r>
-      <w:r>
-        <w:rPr/>
-        <w:t xml:space="preserve"> listens for incoming connection requests, processes received messages, and sends responses. The </w:t>
-      </w:r>
-      <w:r>
-        <w:rPr>
-          <w:rStyle w:val="Strong"/>
-        </w:rPr>
-        <w:t>client</w:t>
-      </w:r>
-      <w:r>
-        <w:rPr/>
-        <w:t xml:space="preserve"> initiates the connection to the server, sends requests or messages, and receives responses from the server.</w:t>
-      </w:r>
-    </w:p>
-    <w:p>
-      <w:pPr>
-        <w:pStyle w:val="Heading3"/>
-        <w:bidi w:val="0"/>
-        <w:jc w:val="start"/>
-        <w:rPr/>
-      </w:pPr>
-      <w:r>
-        <w:rPr/>
-        <w:t>2. What communication protocol is used in this program?</w:t>
-      </w:r>
-    </w:p>
-    <w:p>
-      <w:pPr>
-        <w:pStyle w:val="BodyText"/>
-        <w:bidi w:val="0"/>
-        <w:jc w:val="start"/>
-        <w:rPr/>
-      </w:pPr>
-      <w:r>
-        <w:rPr/>
-        <w:t xml:space="preserve">The program uses the </w:t>
-      </w:r>
-      <w:r>
-        <w:rPr>
-          <w:rStyle w:val="Strong"/>
-        </w:rPr>
-        <w:t>TCP (Transmission Control Protocol)</w:t>
-      </w:r>
-      <w:r>
-        <w:rPr/>
-        <w:t xml:space="preserve"> communication protocol through Python sockets. TCP provides reliable, connection-oriented communication between the client and server.</w:t>
-      </w:r>
-    </w:p>
-    <w:p>
-      <w:pPr>
-        <w:pStyle w:val="Heading3"/>
-        <w:bidi w:val="0"/>
-        <w:jc w:val="start"/>
-        <w:rPr/>
-      </w:pPr>
-      <w:r>
-        <w:rPr/>
-        <w:t>3. Why are sockets important in distributed systems?</w:t>
-      </w:r>
-    </w:p>
-    <w:p>
-      <w:pPr>
-        <w:pStyle w:val="BodyText"/>
-        <w:bidi w:val="0"/>
-        <w:jc w:val="start"/>
-        <w:rPr/>
-      </w:pPr>
-      <w:r>
-        <w:rPr/>
-        <w:t>Sockets provide a mechanism for processes running on different machines or devices to communicate over a network. They enable data exchange, resource sharing, and coordination among distributed components, making them fundamental to distributed systems.</w:t>
-      </w:r>
-    </w:p>
-    <w:p>
-      <w:pPr>
-        <w:pStyle w:val="Heading3"/>
-        <w:bidi w:val="0"/>
-        <w:jc w:val="start"/>
-        <w:rPr/>
-      </w:pPr>
-      <w:r>
-        <w:rPr/>
-        <w:t>4. What happens if the server is not running when the client attempts to connect?</w:t>
-      </w:r>
-    </w:p>
-    <w:p>
-      <w:pPr>
-        <w:pStyle w:val="BodyText"/>
-        <w:bidi w:val="0"/>
-        <w:jc w:val="start"/>
-        <w:rPr/>
-      </w:pPr>
-      <w:r>
-        <w:rPr/>
-        <w:t xml:space="preserve">The client's connection request is rejected because no process is listening on the specified port. Python raises a </w:t>
-      </w:r>
-      <w:r>
-        <w:rPr>
-          <w:rStyle w:val="SourceText"/>
-        </w:rPr>
-        <w:t>ConnectionRefusedError: [Errno 111] Connection refused</w:t>
-      </w:r>
-      <w:r>
-        <w:rPr/>
-        <w:t>, indicating that the connection could not be established.</w:t>
-      </w:r>
-    </w:p>
-    <w:p>
-      <w:pPr>
-        <w:pStyle w:val="Heading3"/>
-        <w:bidi w:val="0"/>
-        <w:jc w:val="start"/>
-        <w:rPr/>
-      </w:pPr>
-      <w:r>
-        <w:rPr/>
-        <w:t>5. How does the server know that a client has connected?</w:t>
-      </w:r>
-    </w:p>
-    <w:p>
-      <w:pPr>
-        <w:pStyle w:val="BodyText"/>
-        <w:bidi w:val="0"/>
-        <w:jc w:val="start"/>
-        <w:rPr/>
-      </w:pPr>
-      <w:r>
-        <w:rPr/>
-        <w:t xml:space="preserve">The server uses the </w:t>
-      </w:r>
-      <w:r>
-        <w:rPr>
-          <w:rStyle w:val="SourceText"/>
-        </w:rPr>
-        <w:t>accept()</w:t>
-      </w:r>
-      <w:r>
-        <w:rPr/>
-        <w:t xml:space="preserve"> method. When a client successfully connects, </w:t>
-      </w:r>
-      <w:r>
-        <w:rPr>
-          <w:rStyle w:val="SourceText"/>
-        </w:rPr>
-        <w:t>accept()</w:t>
-      </w:r>
-      <w:r>
-        <w:rPr/>
-        <w:t xml:space="preserve"> returns a new socket object and the client's address information, allowing the server to identify and communicate with that client.</w:t>
-      </w:r>
-    </w:p>
-    <w:p>
-      <w:pPr>
-        <w:pStyle w:val="Heading3"/>
-        <w:bidi w:val="0"/>
-        <w:jc w:val="start"/>
-        <w:rPr/>
-      </w:pPr>
-      <w:r>
-        <w:rPr/>
-        <w:t>6. What challenges might arise when many clients connect simultaneously?</w:t>
-      </w:r>
-    </w:p>
-    <w:p>
-      <w:pPr>
-        <w:pStyle w:val="BodyText"/>
-        <w:bidi w:val="0"/>
-        <w:jc w:val="start"/>
-        <w:rPr/>
-      </w:pPr>
-      <w:r>
-        <w:rPr/>
+        <w:rPr>
+          <w:b w:val="false"/>
+          <w:bCs w:val="false"/>
+        </w:rPr>
+      </w:pPr>
+      <w:r>
+        <w:rPr>
+          <w:b w:val="false"/>
+          <w:bCs w:val="false"/>
+        </w:rPr>
         <w:t>When many clients connect at the same time, the server may experience increased CPU and memory usage, connection queues may fill up, response times may increase, and some clients may have to wait. In large-scale systems, techniques such as multithreading, multiprocessing, asynchronous programming, or load balancing are used to handle concurrent connections efficiently.</w:t>
       </w:r>
     </w:p>
@@ -824,10 +2012,16 @@
         <w:pStyle w:val="Normal"/>
         <w:bidi w:val="0"/>
         <w:jc w:val="start"/>
-        <w:rPr/>
-      </w:pPr>
-      <w:r>
-        <w:rPr/>
+        <w:rPr>
+          <w:b w:val="false"/>
+          <w:bCs w:val="false"/>
+        </w:rPr>
+      </w:pPr>
+      <w:r>
+        <w:rPr>
+          <w:b w:val="false"/>
+          <w:bCs w:val="false"/>
+        </w:rPr>
       </w:r>
     </w:p>
     <w:sectPr>
